--- a/JEB/Reviews_2/SpaL_formatted.docx
+++ b/JEB/Reviews_2/SpaL_formatted.docx
@@ -1845,7 +1845,19 @@
         <w:rPr>
           <w:rFonts w:cs="Times New Roman"/>
         </w:rPr>
-        <w:t>Although the absolute temperature ranges of the two regimes overlapped (e.g., 25–26 °C), the thermal cycles were synchronized such that the same temperatures were never experienced at the same time between treatments.</w:t>
+        <w:t xml:space="preserve">Although the absolute temperature ranges of the two regimes overlapped </w:t>
+      </w:r>
+      <w:r>
+        <w:rPr>
+          <w:rFonts w:cs="Times New Roman"/>
+        </w:rPr>
+        <w:t xml:space="preserve">slightly </w:t>
+      </w:r>
+      <w:r>
+        <w:rPr>
+          <w:rFonts w:cs="Times New Roman"/>
+        </w:rPr>
+        <w:t>(e.g., 25–26 °C), the thermal cycles were synchronized such that the same temperatures were never experienced at the same time between treatments.</w:t>
       </w:r>
       <w:r>
         <w:rPr>
@@ -8297,14 +8309,17 @@
     </w:p>
     <w:p>
       <w:pPr>
+        <w:pStyle w:val="FirstParagraph"/>
         <w:spacing w:line="480" w:lineRule="auto"/>
         <w:rPr>
           <w:rFonts w:cs="Times New Roman"/>
-        </w:rPr>
-      </w:pPr>
-      <w:r>
-        <w:rPr>
-          <w:rFonts w:cs="Times New Roman"/>
+          <w:color w:val="000000" w:themeColor="text1"/>
+        </w:rPr>
+      </w:pPr>
+      <w:r>
+        <w:rPr>
+          <w:rFonts w:cs="Times New Roman"/>
+          <w:color w:val="000000" w:themeColor="text1"/>
         </w:rPr>
         <w:lastRenderedPageBreak/>
         <w:t>Fig. 1— Scheme of our experimental design. In panel A, we show the different stages of our experiment and the main manipulations. In panel B, we show the spatial learning maze with its dimensions.</w:t>
@@ -8312,84 +8327,83 @@
     </w:p>
     <w:p>
       <w:pPr>
+        <w:pStyle w:val="FirstParagraph"/>
         <w:spacing w:line="480" w:lineRule="auto"/>
         <w:rPr>
           <w:rFonts w:cs="Times New Roman"/>
-        </w:rPr>
-      </w:pPr>
-    </w:p>
-    <w:p>
-      <w:pPr>
+          <w:color w:val="000000" w:themeColor="text1"/>
+        </w:rPr>
+      </w:pPr>
+    </w:p>
+    <w:p>
+      <w:pPr>
+        <w:pStyle w:val="FirstParagraph"/>
         <w:spacing w:line="480" w:lineRule="auto"/>
         <w:rPr>
           <w:rFonts w:cs="Times New Roman"/>
-        </w:rPr>
-      </w:pPr>
-      <w:r>
-        <w:rPr>
-          <w:rFonts w:cs="Times New Roman"/>
+          <w:color w:val="000000" w:themeColor="text1"/>
+        </w:rPr>
+      </w:pPr>
+      <w:r>
+        <w:rPr>
+          <w:rFonts w:cs="Times New Roman"/>
+          <w:color w:val="000000" w:themeColor="text1"/>
         </w:rPr>
         <w:t>Fig. 2— Model estimates for learning analyses. (a) the predicted number of errors over trials. The lines represent the mean predicted number of errors for each trial, and the shaded areas indicate the standard error of the mean; both were obtained using the slope and intercept estimates from the posterior distributions. (b) shows the distribution of the estimates of slopes per each treatment. The x-axis represents the slope estimate, and in the y-axis are the density of the estimates. Points and bars represent the mean and standard error of the estimated slopes, respectively. Dashed lines indicate value 0. The different colors in both panels indicate the different treatments. Asterisks in (b) indicate significant differences from 0.</w:t>
       </w:r>
     </w:p>
     <w:p>
       <w:pPr>
+        <w:pStyle w:val="FirstParagraph"/>
         <w:spacing w:line="480" w:lineRule="auto"/>
         <w:rPr>
-          <w:rFonts w:ascii="Times New Roman" w:eastAsiaTheme="majorEastAsia" w:hAnsi="Times New Roman" w:cs="Times New Roman"/>
-          <w:b/>
-          <w:bCs/>
+          <w:rFonts w:cs="Times New Roman"/>
           <w:color w:val="000000" w:themeColor="text1"/>
-          <w:sz w:val="32"/>
-          <w:szCs w:val="32"/>
-        </w:rPr>
-      </w:pPr>
-    </w:p>
-    <w:p>
-      <w:pPr>
+        </w:rPr>
+      </w:pPr>
+    </w:p>
+    <w:p>
+      <w:pPr>
+        <w:pStyle w:val="FirstParagraph"/>
         <w:spacing w:line="480" w:lineRule="auto"/>
         <w:rPr>
           <w:rFonts w:cs="Times New Roman"/>
-        </w:rPr>
-      </w:pPr>
-      <w:r>
-        <w:rPr>
-          <w:rFonts w:cs="Times New Roman"/>
-        </w:rPr>
-        <w:t xml:space="preserve">Fig. 3— Model estimates of mitochondrial density (a), metabolic capacity (b), ROS (c), DNA damage (d), and lipid peroxidation (e) in the medial cortex as a function of the different prenatal conditions. Note that for (d) and (e), these analyses do not account for missing data resulting from a flow cytometer malfunction that impacted one plate, so sample sizes are lower for univariate analyses. The x-axis represents the estimated values while the y-axis shows the density of the estimates. Points and bars represent the mean and standard </w:t>
-      </w:r>
-      <w:r>
-        <w:rPr>
-          <w:rFonts w:cs="Times New Roman"/>
+          <w:color w:val="000000" w:themeColor="text1"/>
+        </w:rPr>
+      </w:pPr>
+      <w:r>
+        <w:rPr>
+          <w:rFonts w:cs="Times New Roman"/>
+          <w:color w:val="000000" w:themeColor="text1"/>
+        </w:rPr>
+        <w:t>Fig. 3— Model estimates of mitochondrial density (a), metabolic capacity (b), ROS (c), DNA damage (d), and lipid peroxidation (e) in the medial cortex as a function of the different prenatal conditions. Note that for (d) and (e), these analyses do not account for missing data resulting from a flow cytometer malfunction that impacted one plate, so sample sizes are lower for univariate analyses. The x-axis represents the estimated values while the y-axis shows the density of the estimates. Points and bars represent the mean and standard error of the estimated values, respectively. The different colors in both panels indicate the different treatments.</w:t>
+      </w:r>
+    </w:p>
+    <w:p>
+      <w:pPr>
+        <w:pStyle w:val="FirstParagraph"/>
+        <w:spacing w:line="480" w:lineRule="auto"/>
+        <w:rPr>
+          <w:rFonts w:cs="Times New Roman"/>
+          <w:color w:val="000000" w:themeColor="text1"/>
+        </w:rPr>
+      </w:pPr>
+    </w:p>
+    <w:p>
+      <w:pPr>
+        <w:pStyle w:val="FirstParagraph"/>
+        <w:spacing w:line="480" w:lineRule="auto"/>
+        <w:rPr>
+          <w:rFonts w:cs="Times New Roman"/>
+          <w:color w:val="000000" w:themeColor="text1"/>
+        </w:rPr>
+      </w:pPr>
+      <w:r>
+        <w:rPr>
+          <w:rFonts w:cs="Times New Roman"/>
+          <w:color w:val="000000" w:themeColor="text1"/>
         </w:rPr>
         <w:lastRenderedPageBreak/>
-        <w:t>error of the estimated values, respectively. The different colors in both panels indicate the different treatments.</w:t>
-      </w:r>
-    </w:p>
-    <w:p>
-      <w:pPr>
-        <w:spacing w:line="480" w:lineRule="auto"/>
-        <w:rPr>
-          <w:rFonts w:ascii="Times New Roman" w:hAnsi="Times New Roman" w:cs="Times New Roman"/>
-        </w:rPr>
-      </w:pPr>
-    </w:p>
-    <w:p>
-      <w:pPr>
-        <w:spacing w:line="480" w:lineRule="auto"/>
-        <w:rPr>
-          <w:rFonts w:ascii="Times New Roman" w:eastAsiaTheme="majorEastAsia" w:hAnsi="Times New Roman" w:cs="Times New Roman"/>
-          <w:b/>
-          <w:bCs/>
-          <w:color w:val="000000" w:themeColor="text1"/>
-          <w:sz w:val="32"/>
-          <w:szCs w:val="32"/>
-        </w:rPr>
-      </w:pPr>
-      <w:r>
-        <w:rPr>
-          <w:rFonts w:cs="Times New Roman"/>
-        </w:rPr>
         <w:t>Fig. 4— Structural equation model testing hypothesized direct and indirect effects of physiology on learning. Arrows indicate the directionality of the estimate, and the values show the mean predicted coefficient and its 95% confidence interval.</w:t>
       </w:r>
       <w:bookmarkEnd w:id="86"/>

--- a/JEB/Reviews_2/SpaL_formatted.docx
+++ b/JEB/Reviews_2/SpaL_formatted.docx
@@ -1710,7 +1710,7 @@
           <w:i/>
           <w:iCs/>
         </w:rPr>
-        <w:t>Methods 1: Animal husbandry in Supplementary Material</w:t>
+        <w:t>Animal husbandry in Supplementary Material</w:t>
       </w:r>
       <w:r>
         <w:rPr>
@@ -1779,14 +1779,14 @@
         <w:rPr>
           <w:rFonts w:cs="Times New Roman"/>
         </w:rPr>
-        <w:t xml:space="preserve">). Eggs were then incubated in one </w:t>
+        <w:t xml:space="preserve">). Eggs were then incubated in one of the two previously mentioned temperature regimes. Mean incubation temperatures represent </w:t>
       </w:r>
       <w:r>
         <w:rPr>
           <w:rFonts w:cs="Times New Roman"/>
         </w:rPr>
         <w:lastRenderedPageBreak/>
-        <w:t xml:space="preserve">of the two previously mentioned temperature regimes. Mean incubation temperatures represent the lower and upper limits of the natural range of nest temperatures in </w:t>
+        <w:t xml:space="preserve">the lower and upper limits of the natural range of nest temperatures in </w:t>
       </w:r>
       <w:r>
         <w:rPr>
@@ -2439,7 +2439,33 @@
           <w:i/>
           <w:iCs/>
         </w:rPr>
-        <w:t>Methods 2: flow cytometry in Supplementary Material</w:t>
+        <w:t>F</w:t>
+      </w:r>
+      <w:r>
+        <w:rPr>
+          <w:rFonts w:ascii="Times New Roman" w:hAnsi="Times New Roman" w:cs="Times New Roman"/>
+          <w:i/>
+          <w:iCs/>
+        </w:rPr>
+        <w:t xml:space="preserve">low </w:t>
+      </w:r>
+      <w:proofErr w:type="gramStart"/>
+      <w:r>
+        <w:rPr>
+          <w:rFonts w:ascii="Times New Roman" w:hAnsi="Times New Roman" w:cs="Times New Roman"/>
+          <w:i/>
+          <w:iCs/>
+        </w:rPr>
+        <w:t>cytometry</w:t>
+      </w:r>
+      <w:proofErr w:type="gramEnd"/>
+      <w:r>
+        <w:rPr>
+          <w:rFonts w:ascii="Times New Roman" w:hAnsi="Times New Roman" w:cs="Times New Roman"/>
+          <w:i/>
+          <w:iCs/>
+        </w:rPr>
+        <w:t xml:space="preserve"> in Supplementary Material</w:t>
       </w:r>
       <w:r>
         <w:rPr>
@@ -4096,7 +4122,45 @@
         <w:rPr>
           <w:rFonts w:cs="Times New Roman"/>
         </w:rPr>
-        <w:t xml:space="preserve">Both the breeding animals and the experimental lizards were provided humane laboratory housing, with thermoregulatory opportunities, light (UV and heat) and moderate humidity levels (see Methods 1: Animal husbandry in Supplementary Material for details). Euthanasia was performed by intraperitoneal injection of 10 mg/kg of a 10 mg/mL </w:t>
+        <w:t xml:space="preserve">Both the breeding animals and the experimental lizards were provided humane laboratory housing, with thermoregulatory opportunities, light (UV and heat) and moderate humidity levels (see </w:t>
+      </w:r>
+      <w:r>
+        <w:rPr>
+          <w:rFonts w:cs="Times New Roman"/>
+          <w:i/>
+          <w:iCs/>
+        </w:rPr>
+        <w:t xml:space="preserve">Animal </w:t>
+      </w:r>
+      <w:proofErr w:type="gramStart"/>
+      <w:r>
+        <w:rPr>
+          <w:rFonts w:cs="Times New Roman"/>
+          <w:i/>
+          <w:iCs/>
+        </w:rPr>
+        <w:t>husbandry</w:t>
+      </w:r>
+      <w:proofErr w:type="gramEnd"/>
+      <w:r>
+        <w:rPr>
+          <w:rFonts w:cs="Times New Roman"/>
+        </w:rPr>
+        <w:t xml:space="preserve"> in </w:t>
+      </w:r>
+      <w:r>
+        <w:rPr>
+          <w:rFonts w:cs="Times New Roman"/>
+          <w:i/>
+          <w:iCs/>
+        </w:rPr>
+        <w:t>Supplementary Material</w:t>
+      </w:r>
+      <w:r>
+        <w:rPr>
+          <w:rFonts w:cs="Times New Roman"/>
+        </w:rPr>
+        <w:t xml:space="preserve"> for details). Euthanasia was performed by intraperitoneal injection of 10 mg/kg of a 10 mg/mL </w:t>
       </w:r>
       <w:proofErr w:type="spellStart"/>
       <w:r>
